--- a/specs/000-comments.docx
+++ b/specs/000-comments.docx
@@ -13,27 +13,352 @@
     <w:p/>
     <w:p>
       <w:r>
+        <w:t xml:space="preserve">We are going to work on </w:t>
+      </w:r>
+      <w:r>
+        <w:t>Optical Constructor</w:t>
+      </w:r>
+      <w:r>
+        <w:t xml:space="preserve"> UI. I will give you some sketches and your task is to</w:t>
+      </w:r>
+      <w:r>
+        <w:t xml:space="preserve"> analyze current code and specs, look up the web for similar apps</w:t>
+      </w:r>
+      <w:r>
+        <w:t>, check the ideas</w:t>
+      </w:r>
+      <w:r>
+        <w:t>, and then</w:t>
+      </w:r>
+      <w:r>
+        <w:t xml:space="preserve"> expand that </w:t>
+      </w:r>
+      <w:r>
+        <w:t xml:space="preserve">text below </w:t>
+      </w:r>
+      <w:r>
+        <w:t>into a feature list.</w:t>
+      </w:r>
+    </w:p>
+    <w:p/>
+    <w:p>
+      <w:r>
+        <w:t xml:space="preserve">Current main screen becomes the “legacy” form available via the legacy </w:t>
+      </w:r>
+      <w:r>
+        <w:t xml:space="preserve">menu item. It is </w:t>
+      </w:r>
+      <w:r>
+        <w:t>a good illustration of what’s available.</w:t>
+      </w:r>
+    </w:p>
+    <w:p/>
+    <w:p>
+      <w:r>
+        <w:t>The main screen layout. I think that Word / Excel have a very good layout structure: top menu switches the ribbons, the ribbons provide controls of what is relevant</w:t>
+      </w:r>
+      <w:r>
+        <w:t xml:space="preserve"> to the current task</w:t>
+      </w:r>
+      <w:r>
+        <w:t>. But, if the ribbon is hidden, then the menu becomes a fully expanded menu, which allows doing everything that the ribbons allow.</w:t>
+      </w:r>
+      <w:r>
+        <w:t xml:space="preserve"> </w:t>
+      </w:r>
+    </w:p>
+    <w:p/>
+    <w:p>
+      <w:r>
+        <w:t>Here are some general comments</w:t>
+      </w:r>
+    </w:p>
+    <w:p/>
+    <w:p>
+      <w:r>
         <w:t>Languages EN / RU (saved into settings)</w:t>
       </w:r>
-    </w:p>
-    <w:p>
-      <w:r>
-        <w:t>Optical Constructor</w:t>
+      <w:r>
+        <w:t>. Both must be supported. All pairs of strings must be in some centralized place for ease of maintenance. JSON, YAML, or something like that file, which will be consumed at run time AND can be edited to change the strings / add languages. The system must check that nothing is missing and default to some English text</w:t>
+      </w:r>
+      <w:r>
+        <w:t xml:space="preserve"> and show the error message at startup, which would allow the user to copy it.</w:t>
+      </w:r>
+    </w:p>
+    <w:p>
+      <w:r>
+        <w:t>Units of measure</w:t>
+      </w:r>
+      <w:r>
+        <w:t xml:space="preserve"> – m, cm, mm, </w:t>
+      </w:r>
+      <w:proofErr w:type="spellStart"/>
+      <w:r>
+        <w:t>mkm</w:t>
+      </w:r>
+      <w:proofErr w:type="spellEnd"/>
+      <w:r>
+        <w:t xml:space="preserve">, nm, A, and in in case somebody wants them. </w:t>
+      </w:r>
+      <w:r>
+        <w:t xml:space="preserve">A lot </w:t>
+      </w:r>
+      <w:r>
+        <w:t>was</w:t>
+      </w:r>
+      <w:r>
+        <w:t xml:space="preserve"> written about them in previous specs. </w:t>
+      </w:r>
+      <w:r>
+        <w:t>There are n</w:t>
+      </w:r>
+      <w:r>
+        <w:t>o changes here.</w:t>
+      </w:r>
+    </w:p>
+    <w:p>
+      <w:r>
+        <w:t>Standardize controls – single place to describe.</w:t>
+      </w:r>
+      <w:r>
+        <w:t xml:space="preserve"> If a new flavor of controls is needed (e.g. a button of different color), then it is added there and </w:t>
+      </w:r>
+      <w:r>
+        <w:t>changes to</w:t>
+      </w:r>
+      <w:r>
+        <w:t xml:space="preserve"> the least of properties that are needed to make the control stand out</w:t>
+      </w:r>
+      <w:r>
+        <w:t xml:space="preserve"> are made</w:t>
+      </w:r>
+      <w:r>
+        <w:t>.</w:t>
+      </w:r>
+    </w:p>
+    <w:p>
+      <w:r>
+        <w:t>Check all the proposed buttons / mouse actions</w:t>
+      </w:r>
+      <w:r>
+        <w:t xml:space="preserve"> below</w:t>
+      </w:r>
+      <w:r>
+        <w:t>, advise if that could be improved.</w:t>
+      </w:r>
+    </w:p>
+    <w:p>
+      <w:r>
+        <w:t>DCLK – opens element dialog</w:t>
+      </w:r>
+      <w:r>
+        <w:t>.</w:t>
+      </w:r>
+    </w:p>
+    <w:p>
+      <w:r>
+        <w:t xml:space="preserve">RIGHT CLICK – menu: element dialog, local help, </w:t>
+      </w:r>
+      <w:r>
+        <w:t>???</w:t>
+      </w:r>
+      <w:r>
+        <w:t>.</w:t>
+      </w:r>
+    </w:p>
+    <w:p>
+      <w:r>
+        <w:lastRenderedPageBreak/>
+        <w:t>CTRL+Z – undo. More than one level is needed.</w:t>
+      </w:r>
+    </w:p>
+    <w:p>
+      <w:r>
+        <w:t>CTRL+Y – redo</w:t>
+      </w:r>
+    </w:p>
+    <w:p>
+      <w:r>
+        <w:t>SHIFT+R</w:t>
+      </w:r>
+      <w:r>
+        <w:t xml:space="preserve"> (with confirmation) – resets the element to its standard rotation (R1 = 0, R2 = 0, R3 = 0).</w:t>
+      </w:r>
+    </w:p>
+    <w:p>
+      <w:r>
+        <w:t>F1 – local help – show help about selected object (what the controls do)</w:t>
+      </w:r>
+      <w:r>
+        <w:t xml:space="preserve"> – a pop up window.</w:t>
+      </w:r>
+    </w:p>
+    <w:p>
+      <w:r>
+        <w:t>ESC – close local menu.</w:t>
+      </w:r>
+    </w:p>
+    <w:p>
+      <w:r>
+        <w:t>Active element must be shown so that it is clear that it is an active element.</w:t>
+      </w:r>
+      <w:r>
+        <w:t xml:space="preserve"> All actions happen ONLY with the chosen (active) element.</w:t>
+      </w:r>
+    </w:p>
+    <w:p>
+      <w:r>
+        <w:t>Come up with some other hotkeys if they make sense.</w:t>
       </w:r>
     </w:p>
     <w:p/>
     <w:p>
       <w:r>
-        <w:t>Standardized controls – single place to describe.</w:t>
+        <w:t>Active</w:t>
+      </w:r>
+      <w:r>
+        <w:t xml:space="preserve"> element</w:t>
+      </w:r>
+      <w:r>
+        <w:t xml:space="preserve"> – that’s the element that is currently selected.</w:t>
+      </w:r>
+    </w:p>
+    <w:p>
+      <w:r>
+        <w:t>Element – 3 angles of rotation: rotation around primary normal to the element (R1</w:t>
+      </w:r>
+      <w:r>
+        <w:t xml:space="preserve"> – this needs clarification if the light ray is a horizontal line from the left to the right, then R1 is a rotation around that line</w:t>
+      </w:r>
+      <w:r>
+        <w:t>), rotation around normal to the table (R2), rotation around R1 x R2 (R3, very rarely used, must be unlocked first)</w:t>
+      </w:r>
+      <w:r>
+        <w:t>.</w:t>
+      </w:r>
+    </w:p>
+    <w:p>
+      <w:r>
+        <w:t xml:space="preserve">MOUSE </w:t>
+      </w:r>
+      <w:r>
+        <w:t xml:space="preserve">LEFT </w:t>
+      </w:r>
+      <w:r>
+        <w:t>PRESS</w:t>
+      </w:r>
+      <w:r>
+        <w:t xml:space="preserve"> + MOVE on element DOES NOT DO anything because it is very easy to</w:t>
+      </w:r>
+      <w:r>
+        <w:t xml:space="preserve"> do.</w:t>
+      </w:r>
+    </w:p>
+    <w:p>
+      <w:r>
+        <w:t>SHIFT</w:t>
+      </w:r>
+      <w:r>
+        <w:t xml:space="preserve"> </w:t>
+      </w:r>
+      <w:r>
+        <w:t xml:space="preserve">+ </w:t>
+      </w:r>
+      <w:r>
+        <w:t xml:space="preserve">MOUSE </w:t>
+      </w:r>
+      <w:r>
+        <w:t xml:space="preserve">LEFT </w:t>
+      </w:r>
+      <w:r>
+        <w:t>PRESS + MOVE</w:t>
+      </w:r>
+      <w:r>
+        <w:t xml:space="preserve"> – moves PP (see below) along </w:t>
+      </w:r>
+      <w:r>
+        <w:t>CR. See the OT for its specifics.</w:t>
+      </w:r>
+    </w:p>
+    <w:p>
+      <w:r>
+        <w:t>SHIFT + MOUSE WHEEL –R1, step 5 degrees (in config)</w:t>
+      </w:r>
+      <w:r>
+        <w:t>, if not locked</w:t>
+      </w:r>
+      <w:r>
+        <w:t xml:space="preserve">, </w:t>
+      </w:r>
+    </w:p>
+    <w:p>
+      <w:r>
+        <w:t>CTRL + MOUSE WHEEL –R2, step 5 degrees (in config)</w:t>
+      </w:r>
+      <w:r>
+        <w:t xml:space="preserve">, </w:t>
+      </w:r>
+      <w:r>
+        <w:t>if not locked</w:t>
+      </w:r>
+    </w:p>
+    <w:p>
+      <w:r>
+        <w:t>ALT + MOUSE WHEEL – R3 (must be unlocked first), step 5 degrees (in config)</w:t>
+      </w:r>
+    </w:p>
+    <w:p>
+      <w:r>
+        <w:t>Each element must show the value of R1, R2, R3 nearby, clicking on that must allow editing the value</w:t>
+      </w:r>
+      <w:r>
+        <w:t>s</w:t>
+      </w:r>
+      <w:r>
+        <w:t xml:space="preserve"> by hand (and have a reset button</w:t>
+      </w:r>
+      <w:r>
+        <w:t xml:space="preserve"> for each of all rotations</w:t>
+      </w:r>
+      <w:r>
+        <w:t>).</w:t>
+      </w:r>
+      <w:r>
+        <w:t xml:space="preserve"> R3 is locked by default. The user may lock / unlock any of the rotations (with the current values) to prevent changes.</w:t>
       </w:r>
     </w:p>
     <w:p/>
     <w:p>
       <w:r>
-        <w:t>F1 – local help</w:t>
-      </w:r>
-      <w:r>
-        <w:t xml:space="preserve"> – show help about selected object (what the controls do)</w:t>
+        <w:t>Optical Table (OT) – the place where all the editing happens. Default view is from the top and in most of the cases this is all that we need.</w:t>
+      </w:r>
+      <w:r>
+        <w:t xml:space="preserve"> The table is selected when the user clicks on anything that is NOT an optical element (see below).</w:t>
+      </w:r>
+    </w:p>
+    <w:p>
+      <w:r>
+        <w:lastRenderedPageBreak/>
+        <w:t>Mouse LEFT PRESS + MOVE – moves the table with all elements on it.</w:t>
+      </w:r>
+    </w:p>
+    <w:p>
+      <w:r>
+        <w:t>Mouse wheel -</w:t>
+      </w:r>
+      <w:r>
+        <w:t xml:space="preserve"> </w:t>
+      </w:r>
+      <w:r>
+        <w:t>zoom in / out.</w:t>
+      </w:r>
+    </w:p>
+    <w:p>
+      <w:r>
+        <w:t xml:space="preserve">Rotations of the table just changes the view and so all elements “travel” with the table. R1, R2, R3 for the table are relative to the screen. </w:t>
+      </w:r>
+      <w:r>
+        <w:t>There must be an easy way to reset the view to (0, 0, 0)</w:t>
       </w:r>
       <w:r>
         <w:t>.</w:t>
@@ -42,22 +367,309 @@
     <w:p/>
     <w:p>
       <w:r>
+        <w:t>Optical Element</w:t>
+      </w:r>
+      <w:r>
+        <w:t xml:space="preserve"> (OE)</w:t>
+      </w:r>
+      <w:r>
+        <w:t xml:space="preserve"> – the basic unit in the optical constructor.</w:t>
+      </w:r>
+    </w:p>
+    <w:p>
+      <w:r>
+        <w:t xml:space="preserve">There are </w:t>
+      </w:r>
+      <w:r>
+        <w:t>two</w:t>
+      </w:r>
+      <w:r>
+        <w:t xml:space="preserve"> special ones: light source (LS)</w:t>
+      </w:r>
+      <w:r>
+        <w:t xml:space="preserve"> and</w:t>
+      </w:r>
+      <w:r>
+        <w:t xml:space="preserve"> photo detector (PD), check the name. </w:t>
+      </w:r>
+      <w:r>
+        <w:t>A</w:t>
+      </w:r>
+      <w:r>
+        <w:t xml:space="preserve"> light source draws three parallel lines: the central ray</w:t>
+      </w:r>
+      <w:r>
+        <w:t xml:space="preserve"> (CR)</w:t>
+      </w:r>
+      <w:r>
+        <w:t xml:space="preserve"> and </w:t>
+      </w:r>
+      <w:r>
+        <w:t>4</w:t>
+      </w:r>
+      <w:r>
+        <w:t xml:space="preserve"> side rays</w:t>
+      </w:r>
+      <w:r>
+        <w:t>, two left / right and two top / bottom (above CR and so coincide with CR when viewed from the top and when there are no element that will “unhide” them)</w:t>
+      </w:r>
+      <w:r>
+        <w:t xml:space="preserve"> (</w:t>
+      </w:r>
+      <w:r>
+        <w:t>all</w:t>
+      </w:r>
+      <w:r>
+        <w:t xml:space="preserve"> </w:t>
+      </w:r>
+      <w:r>
+        <w:t xml:space="preserve">together </w:t>
+      </w:r>
+      <w:r>
+        <w:t xml:space="preserve">- </w:t>
+      </w:r>
+      <w:r>
+        <w:t xml:space="preserve">the </w:t>
+      </w:r>
+      <w:r>
+        <w:t>ray group, (RG))</w:t>
+      </w:r>
+      <w:r>
+        <w:t>. The side rays are only important when lenses</w:t>
+      </w:r>
+      <w:r>
+        <w:t>,</w:t>
+      </w:r>
+      <w:r>
+        <w:t xml:space="preserve"> non-flat mirrors</w:t>
+      </w:r>
+      <w:r>
+        <w:t>, prisms / wedges, etc.</w:t>
+      </w:r>
+      <w:r>
+        <w:t xml:space="preserve"> are used.</w:t>
+      </w:r>
+      <w:r>
+        <w:t xml:space="preserve"> All elements except mirrors produce transmitted T and reflected R ray groups</w:t>
+      </w:r>
+      <w:r>
+        <w:t xml:space="preserve"> (TRG and RRG)</w:t>
+      </w:r>
+      <w:r>
+        <w:t xml:space="preserve">. Mirrors produce only </w:t>
+      </w:r>
+      <w:r>
+        <w:t>R</w:t>
+      </w:r>
+      <w:r>
+        <w:t>RG.</w:t>
+      </w:r>
+      <w:r>
+        <w:t xml:space="preserve"> This is only at the level of the metadata attached to the OE – any element can be configured to ignore R or T but not both. Mirrors are placed with T turned off, all other elements are places with whatever they are configured to turn off, if any. Turning off the second one automatically turns on the other one. The PD terminates the RG.</w:t>
+      </w:r>
+      <w:r>
+        <w:t xml:space="preserve"> The light falling on an element is called incident light (IRG)</w:t>
+      </w:r>
+      <w:r>
+        <w:t>. Any RG falling on the element is IRG from that element point of view.</w:t>
+      </w:r>
+      <w:r>
+        <w:t xml:space="preserve"> Each element has a placement point (PP). PP of each element snaps to CR</w:t>
+      </w:r>
+      <w:r>
+        <w:t xml:space="preserve"> or </w:t>
+      </w:r>
+      <w:r>
+        <w:t>IRG</w:t>
+      </w:r>
+      <w:r>
+        <w:t>. If some element is rotated in such a way that RG after the element changes the direction, then PP “travels” with the CR</w:t>
+      </w:r>
+      <w:r>
+        <w:t>. All element rotations are ALWAYS measured in relation to IRG CR. So, if e.g. RRG changes direction due to some element rotation, then all the elements on the way change their place because the PP snaps in and then a rotation relative to IRG also snaps in.</w:t>
+      </w:r>
+    </w:p>
+    <w:p/>
+    <w:p>
+      <w:r>
+        <w:t xml:space="preserve">We need to </w:t>
+      </w:r>
+      <w:r>
+        <w:t>agree on</w:t>
+      </w:r>
+      <w:r>
+        <w:t xml:space="preserve"> how to trace the rays when </w:t>
+      </w:r>
+      <w:r>
+        <w:t>any</w:t>
+      </w:r>
+      <w:r>
+        <w:t xml:space="preserve"> element is rotated so that R2 and or R3 are not null.</w:t>
+      </w:r>
+      <w:r>
+        <w:t xml:space="preserve"> The drawing on the table is a schema. So, we use standard n = 1 outside, n = 1.5 inside and then use Snell’s law to draw the lines.</w:t>
+      </w:r>
+    </w:p>
+    <w:p/>
+    <w:p>
+      <w:r>
+        <w:t>We need to agree on the standard elements. These are the names on the table. For example, a light source could be a green laser OR a mercury lamp. This is still an LS on the optical table. Here are some proposed names</w:t>
+      </w:r>
+    </w:p>
+    <w:p>
+      <w:r>
+        <w:t>Optical Table (OT)</w:t>
+      </w:r>
+    </w:p>
+    <w:p>
+      <w:r>
+        <w:lastRenderedPageBreak/>
+        <w:t>Light Source (LS)</w:t>
+      </w:r>
+    </w:p>
+    <w:p>
+      <w:r>
+        <w:t>Linear Polarizer (LP)</w:t>
+      </w:r>
+    </w:p>
+    <w:p>
+      <w:r>
+        <w:t>Circular Polarizer (CP)</w:t>
+      </w:r>
+    </w:p>
+    <w:p>
+      <w:r>
+        <w:t>Sample (S)</w:t>
+      </w:r>
+    </w:p>
+    <w:p>
+      <w:r>
+        <w:t>Photo Detector (PD) – but check the name</w:t>
+      </w:r>
+    </w:p>
+    <w:p/>
+    <w:p>
+      <w:r>
         <w:t>Experiment collection</w:t>
       </w:r>
+      <w:r>
+        <w:t xml:space="preserve"> – a set of experiments around the same material or materials, called sample / samples. The collection </w:t>
+      </w:r>
+      <w:r>
+        <w:t>exists</w:t>
+      </w:r>
+      <w:r>
+        <w:t xml:space="preserve"> to make it convenient to easily “turn” on / off elements in the experiment.</w:t>
+      </w:r>
     </w:p>
     <w:p/>
     <w:p>
       <w:r>
         <w:t>Element Group</w:t>
       </w:r>
-    </w:p>
-    <w:p>
-      <w:pPr>
+      <w:r>
+        <w:t xml:space="preserve"> – one or more optical elements</w:t>
+      </w:r>
+      <w:r>
+        <w:t xml:space="preserve"> that we can easily place / remove on the way of the CR.</w:t>
+      </w:r>
+      <w:r>
+        <w:t xml:space="preserve"> There is always a primary CR path (but we can </w:t>
+      </w:r>
+      <w:r>
+        <w:t>put in</w:t>
+      </w:r>
+      <w:r>
+        <w:t xml:space="preserve"> more PDs if really necessary). The groups are blocks on the way of the CR or CRs if we place multiple PDs. </w:t>
+      </w:r>
+      <w:r>
+        <w:t>For example, here is a typical experiment:</w:t>
+      </w:r>
+    </w:p>
+    <w:p>
+      <w:r>
+        <w:t>LS =&gt; Group 1 (Nothing or LP1 or CP1) =&gt; Group 2 (</w:t>
+      </w:r>
+      <w:r>
+        <w:t xml:space="preserve">Nothing or </w:t>
+      </w:r>
+      <w:r>
+        <w:t>S1 or S2 or S1 + S2) =&gt; Group 3 (</w:t>
+      </w:r>
+      <w:r>
+        <w:t xml:space="preserve">Nothing or </w:t>
+      </w:r>
+      <w:r>
+        <w:t>LP2 or CP2) =&gt; PD</w:t>
+      </w:r>
+    </w:p>
+    <w:p>
+      <w:r>
+        <w:t>The users should be able to quickly assemble the experiment out of chosen pieces. The experiment could be repeated because the conditions have changed.</w:t>
+      </w:r>
+    </w:p>
+    <w:p/>
+    <w:p>
+      <w:r>
+        <w:t>PD – if more than one, then the user must be able to choose the primary one.</w:t>
+      </w:r>
+    </w:p>
+    <w:p/>
+    <w:p>
+      <w:r>
+        <w:br w:type="page"/>
+      </w:r>
+    </w:p>
+    <w:p>
+      <w:r>
         <w:rPr>
-          <w:lang w:val="ru-RU"/>
+          <w:highlight w:val="magenta"/>
         </w:rPr>
-      </w:pPr>
-    </w:p>
+        <w:lastRenderedPageBreak/>
+        <w:t>E</w:t>
+      </w:r>
+      <w:r>
+        <w:rPr>
+          <w:highlight w:val="magenta"/>
+        </w:rPr>
+        <w:t>xperimen</w:t>
+      </w:r>
+      <w:r>
+        <w:rPr>
+          <w:highlight w:val="magenta"/>
+        </w:rPr>
+        <w:t>t – NOT NOW</w:t>
+      </w:r>
+    </w:p>
+    <w:p>
+      <w:r>
+        <w:t xml:space="preserve">The experiment consists of choosing one </w:t>
+      </w:r>
+      <w:r>
+        <w:t xml:space="preserve">parameter </w:t>
+      </w:r>
+      <w:r>
+        <w:t>(very rarely two, must be unlocked first) and then vary it with some step within the allowed range.</w:t>
+      </w:r>
+      <w:r>
+        <w:t xml:space="preserve"> Most of the time that will be R1 and with 2D it could be R1 + wavelength of the LS. Nevertheless, anything could be changed. Let’s start with this simple approach first.</w:t>
+      </w:r>
+    </w:p>
+    <w:p>
+      <w:r>
+        <w:t xml:space="preserve">The experiment can be performed in two different ways. First, we place all known elements and ask the system to calculate / plot / export data. Second, we place some partially known elements, point </w:t>
+      </w:r>
+    </w:p>
+    <w:p/>
+    <w:p>
+      <w:r>
+        <w:rPr>
+          <w:highlight w:val="magenta"/>
+        </w:rPr>
+        <w:t>UNKNOWN ELEMENT</w:t>
+      </w:r>
+    </w:p>
+    <w:p/>
     <w:p/>
     <w:p>
       <w:r>
@@ -75,16 +687,6 @@
     </w:p>
     <w:p/>
     <w:p>
-      <w:pPr>
-        <w:rPr>
-          <w:lang w:val="ru-RU"/>
-        </w:rPr>
-      </w:pPr>
-      <w:r>
-        <w:t>Units of measure</w:t>
-      </w:r>
-    </w:p>
-    <w:p>
       <w:r>
         <w:t>Table</w:t>
       </w:r>
@@ -92,157 +694,10 @@
     <w:p/>
     <w:p>
       <w:r>
-        <w:t xml:space="preserve">Optical </w:t>
-      </w:r>
-      <w:r>
-        <w:t>Element</w:t>
-      </w:r>
-    </w:p>
-    <w:p>
-      <w:r>
-        <w:t>Standard elements</w:t>
-      </w:r>
-    </w:p>
-    <w:p>
-      <w:r>
-        <w:t>Light Source (LS)</w:t>
-      </w:r>
-    </w:p>
-    <w:p>
-      <w:r>
-        <w:t>Linear Polarizer (LP)</w:t>
-      </w:r>
-    </w:p>
-    <w:p>
-      <w:r>
-        <w:lastRenderedPageBreak/>
-        <w:t>Circular Polarizer (CP)</w:t>
-      </w:r>
-    </w:p>
-    <w:p>
-      <w:r>
-        <w:t>Sample (S)</w:t>
-      </w:r>
-    </w:p>
-    <w:p>
-      <w:r>
-        <w:t>Photo Detector (PD) – but check the name</w:t>
-      </w:r>
-    </w:p>
-    <w:p>
-      <w:r>
-        <w:t>Selected element</w:t>
-      </w:r>
-    </w:p>
-    <w:p>
-      <w:r>
-        <w:t>Element – 3 angles of rotation: rotation around primary normal to the element (R1), rotation around normal to the table (R2), rotation around R1 x R2 (R3, very rarely used, must be unlocked first)</w:t>
-      </w:r>
-    </w:p>
-    <w:p>
-      <w:r>
         <w:t>UP / DOWN LEFT / RIGHT + SHIFT / CTRL / ALT</w:t>
       </w:r>
     </w:p>
-    <w:p>
-      <w:r>
-        <w:t xml:space="preserve">MOUSE </w:t>
-      </w:r>
-      <w:r>
-        <w:t xml:space="preserve">CLICK + </w:t>
-      </w:r>
-      <w:r>
-        <w:t>MOVE on element DOES NOT DO anything because it is very easy to do.</w:t>
-      </w:r>
-    </w:p>
-    <w:p>
-      <w:r>
-        <w:t xml:space="preserve">SHIFT + MOUSE </w:t>
-      </w:r>
-      <w:r>
-        <w:t>WHEEL</w:t>
-      </w:r>
-      <w:r>
-        <w:t xml:space="preserve"> </w:t>
-      </w:r>
-      <w:r>
-        <w:t>–</w:t>
-      </w:r>
-      <w:r>
-        <w:t>R</w:t>
-      </w:r>
-      <w:r>
-        <w:t>1</w:t>
-      </w:r>
-      <w:r>
-        <w:t>, step 5 degrees (in config)</w:t>
-      </w:r>
-    </w:p>
-    <w:p>
-      <w:r>
-        <w:t xml:space="preserve">CTRL + MOUSE </w:t>
-      </w:r>
-      <w:r>
-        <w:t xml:space="preserve">WHEEL </w:t>
-      </w:r>
-      <w:r>
-        <w:t>–</w:t>
-      </w:r>
-      <w:r>
-        <w:t>R</w:t>
-      </w:r>
-      <w:r>
-        <w:t>2</w:t>
-      </w:r>
-      <w:r>
-        <w:t>, step 5 degrees (in config)</w:t>
-      </w:r>
-    </w:p>
-    <w:p>
-      <w:r>
-        <w:t>ALT</w:t>
-      </w:r>
-      <w:r>
-        <w:t xml:space="preserve"> + MOUSE </w:t>
-      </w:r>
-      <w:r>
-        <w:t>WHEEL</w:t>
-      </w:r>
-      <w:r>
-        <w:t xml:space="preserve"> – R3 (must be unlocked</w:t>
-      </w:r>
-      <w:r>
-        <w:t xml:space="preserve"> first</w:t>
-      </w:r>
-      <w:r>
-        <w:t>)</w:t>
-      </w:r>
-      <w:r>
-        <w:t xml:space="preserve"> </w:t>
-      </w:r>
-      <w:r>
-        <w:t>, step 5 degrees (in config)</w:t>
-      </w:r>
-    </w:p>
-    <w:p>
-      <w:r>
-        <w:t>DCLK – opens element dialog</w:t>
-      </w:r>
-    </w:p>
-    <w:p>
-      <w:r>
-        <w:t xml:space="preserve">RIGHT CLICK – menu: element dialog, local help, </w:t>
-      </w:r>
-      <w:r>
-        <w:rPr>
-          <w:highlight w:val="magenta"/>
-        </w:rPr>
-        <w:t>___</w:t>
-      </w:r>
-      <w:r>
-        <w:t>.</w:t>
-      </w:r>
-    </w:p>
+    <w:p/>
     <w:sectPr>
       <w:pgSz w:w="12240" w:h="15840"/>
       <w:pgMar w:top="1440" w:right="1440" w:bottom="1440" w:left="1440" w:header="720" w:footer="720" w:gutter="0"/>
@@ -750,7 +1205,7 @@
   <w:style w:type="paragraph" w:default="1" w:styleId="Normal">
     <w:name w:val="Normal"/>
     <w:qFormat/>
-    <w:rsid w:val="005A40DE"/>
+    <w:rsid w:val="007330D7"/>
   </w:style>
   <w:style w:type="paragraph" w:styleId="Heading1">
     <w:name w:val="heading 1"/>

--- a/specs/000-comments.docx
+++ b/specs/000-comments.docx
@@ -39,6 +39,9 @@
       <w:r>
         <w:t>into a feature list.</w:t>
       </w:r>
+      <w:r>
+        <w:t xml:space="preserve"> The list below is incomplete, so do your best.</w:t>
+      </w:r>
     </w:p>
     <w:p/>
     <w:p>
@@ -90,15 +93,7 @@
         <w:t>Units of measure</w:t>
       </w:r>
       <w:r>
-        <w:t xml:space="preserve"> – m, cm, mm, </w:t>
-      </w:r>
-      <w:proofErr w:type="spellStart"/>
-      <w:r>
-        <w:t>mkm</w:t>
-      </w:r>
-      <w:proofErr w:type="spellEnd"/>
-      <w:r>
-        <w:t xml:space="preserve">, nm, A, and in in case somebody wants them. </w:t>
+        <w:t xml:space="preserve"> – m, cm, mm, mkm, nm, A, and in in case somebody wants them. </w:t>
       </w:r>
       <w:r>
         <w:t xml:space="preserve">A lot </w:t>

--- a/specs/000-comments.docx
+++ b/specs/000-comments.docx
@@ -609,7 +609,141 @@
         <w:t>PD – if more than one, then the user must be able to choose the primary one.</w:t>
       </w:r>
     </w:p>
+    <w:p>
+      <w:r>
+        <w:br w:type="page"/>
+      </w:r>
+    </w:p>
+    <w:p>
+      <w:r>
+        <w:lastRenderedPageBreak/>
+        <w:t>Here are the comments and answers to open questions.</w:t>
+      </w:r>
+    </w:p>
+    <w:p>
+      <w:r>
+        <w:t>All elements are represented via their bounding box with two normals</w:t>
+      </w:r>
+      <w:r>
+        <w:t xml:space="preserve"> and a </w:t>
+      </w:r>
+      <w:r>
+        <w:t>drawers</w:t>
+      </w:r>
+      <w:r>
+        <w:t>. When the element is place</w:t>
+      </w:r>
+      <w:r>
+        <w:t>d</w:t>
+      </w:r>
+      <w:r>
+        <w:t xml:space="preserve"> on the table without a rotation, then the first normal N1 is along CR ( and R1) and the second normal N2 </w:t>
+      </w:r>
+      <w:r>
+        <w:t xml:space="preserve">is </w:t>
+      </w:r>
+      <w:r>
+        <w:t>along R2. R1 always coincides with N1. Most, if not all elements will have bounding boxes the A x A x B type with N1 perpendicular to the square A x A. Optical elements are thin and wide AO &gt; BO, light source is long BL &gt; AL and narrow, AO &gt; AL, BL &gt; BO, Detector is like an optical element.</w:t>
+      </w:r>
+      <w:r>
+        <w:t xml:space="preserve"> The drawer is a function, which given the placement point and 3 rotations will draw the element. Let’s start from all elements being cylinders and one standard drawer that will draw all the elements as cylinder frame and very light gray transparent inside so that we can see the rays. The light source should have darker color, and the detector must be almost black but the frame must be still visible.</w:t>
+      </w:r>
+      <w:r>
+        <w:t xml:space="preserve"> The drawer must support an option to show / hide bounding box. This is convenient to visualize the rotations.</w:t>
+      </w:r>
+      <w:r>
+        <w:t xml:space="preserve"> The choice of R1, R2, R3 is dictated by the construction of optical fittings. As a result, if R3 is non</w:t>
+      </w:r>
+      <w:r>
+        <w:t>-</w:t>
+      </w:r>
+      <w:r>
+        <w:t>zero, then R1 is no longer perpendicular to R2.</w:t>
+      </w:r>
+      <w:r>
+        <w:t xml:space="preserve"> Optical table is a grey plate, by default 1.2 m x 2 m x 10 cm in the physical world, but the user may change the size.</w:t>
+      </w:r>
+    </w:p>
     <w:p/>
+    <w:p>
+      <w:r>
+        <w:t>The elements not just, e.g. LP, CP, S, but also have the underlying value, e.g. what kind of sample do we use. For the purposes of this spec we need to allocate the id in the schema</w:t>
+      </w:r>
+      <w:r>
+        <w:t xml:space="preserve"> so that the actual id of the element could be later bound to the element on the table and add a functionality on the element menu. At this point it should just open empty modal dialog.</w:t>
+      </w:r>
+    </w:p>
+    <w:p/>
+    <w:p>
+      <w:r>
+        <w:t>Detector name – used detector (D).</w:t>
+      </w:r>
+    </w:p>
+    <w:p>
+      <w:r>
+        <w:t>R1 – this is rotation around a normal to the surface of the element. This coincides with the CR when there is a normal incidence. R2 is always a rotation around the normal to the optical table. If R2 != 0, then R1 ax</w:t>
+      </w:r>
+      <w:r>
+        <w:t>i</w:t>
+      </w:r>
+      <w:r>
+        <w:t>s is NOT the same as CR.</w:t>
+      </w:r>
+    </w:p>
+    <w:p>
+      <w:r>
+        <w:t xml:space="preserve">CTRL +wheel. Let’s use </w:t>
+      </w:r>
+      <w:r>
+        <w:t>CTRL +wheel</w:t>
+      </w:r>
+      <w:r>
+        <w:t xml:space="preserve"> as the standard zoom in / out and use CTRL + SHIFT + WHEEL for R2.</w:t>
+      </w:r>
+    </w:p>
+    <w:p>
+      <w:r>
+        <w:t>Ribbon tab set. Agree on the proposed set as a starting point.</w:t>
+      </w:r>
+    </w:p>
+    <w:p>
+      <w:r>
+        <w:t>Side-ray and schematic conventions. Use a single CR and 8 side</w:t>
+      </w:r>
+      <w:r>
+        <w:t xml:space="preserve"> rays</w:t>
+      </w:r>
+      <w:r>
+        <w:t xml:space="preserve">. If they hit a surface at normal incidence, then they will be equidistant dots on a circle (45 degrees between each) and CR will hit the center of that </w:t>
+      </w:r>
+      <w:r>
+        <w:t>circle</w:t>
+      </w:r>
+      <w:r>
+        <w:t xml:space="preserve">. There must be an option to show only CR or CR and </w:t>
+      </w:r>
+      <w:r>
+        <w:lastRenderedPageBreak/>
+        <w:t>all side rays.</w:t>
+      </w:r>
+      <w:r>
+        <w:t xml:space="preserve"> Lok up the web and work out the size / thicknesses of lines. There are tons of schematic pictures on the web and what is good visibility is well-known.</w:t>
+      </w:r>
+    </w:p>
+    <w:p>
+      <w:r>
+        <w:t>The polarizer is a polarizer no matter where it is placed. Also nothing prohibits to have more than two of them, after which the terminology gets blurred.</w:t>
+      </w:r>
+    </w:p>
+    <w:p/>
+    <w:p>
+      <w:r>
+        <w:t>Where groups and collections live in storage.</w:t>
+      </w:r>
+      <w:r>
+        <w:t xml:space="preserve"> Let’s just store them in a separate JSON. The optical constructor is a complicated UI piece. I want it build first before doing anything else.</w:t>
+      </w:r>
+    </w:p>
     <w:p>
       <w:r>
         <w:br w:type="page"/>

--- a/specs/000-comments.docx
+++ b/specs/000-comments.docx
@@ -742,6 +742,196 @@
       </w:r>
       <w:r>
         <w:t xml:space="preserve"> Let’s just store them in a separate JSON. The optical constructor is a complicated UI piece. I want it build first before doing anything else.</w:t>
+      </w:r>
+    </w:p>
+    <w:p>
+      <w:r>
+        <w:br w:type="page"/>
+      </w:r>
+    </w:p>
+    <w:p>
+      <w:r>
+        <w:lastRenderedPageBreak/>
+        <w:t>Here are the comments:</w:t>
+      </w:r>
+    </w:p>
+    <w:p>
+      <w:r>
+        <w:t>All keys and duplicate mouse commands (where applicable) must be in one centralized locations. Since this is F#, then we model the command using DUs and then assemble one or two variants using a 3 state DU (KB only, mouse only, KB + mouse – or something like that – that will be a design decision, here we just make some small notes).</w:t>
+      </w:r>
+    </w:p>
+    <w:p>
+      <w:r>
+        <w:t>`</w:t>
+      </w:r>
+      <w:r>
+        <w:t>For a polarizer R1 is its azimuth.</w:t>
+      </w:r>
+      <w:r>
+        <w:t>` - I think that this is wrong. R1 is a normal to the face but azimuth is on the face. R2 is the azimuth at (0, 0, 0)</w:t>
+      </w:r>
+    </w:p>
+    <w:p/>
+    <w:p>
+      <w:r>
+        <w:t>`</w:t>
+      </w:r>
+      <w:r>
+        <w:t>Showing and editing the angles.</w:t>
+      </w:r>
+      <w:r>
+        <w:t>` - The user does not edit angles one by one. All that happens when a local element menu is shown.</w:t>
+      </w:r>
+    </w:p>
+    <w:p/>
+    <w:p>
+      <w:r>
+        <w:t>`</w:t>
+      </w:r>
+      <w:r>
+        <w:t>Placement point and snapping</w:t>
+      </w:r>
+      <w:r>
+        <w:t>` PP snaps to CR. Changing R2 and / or R3 will change the direction of R and may change the direction of T. Anything that is snapped to the ray(s) after the element that is being rotated must travel with the ray(s) and all the distances are preserved.</w:t>
+      </w:r>
+      <w:r>
+        <w:t xml:space="preserve"> The placement point can be edited at the same local element menu where the angles are. Basically everything that we do with the element can be done via that menu.</w:t>
+      </w:r>
+      <w:r>
+        <w:t xml:space="preserve"> </w:t>
+      </w:r>
+    </w:p>
+    <w:p/>
+    <w:p>
+      <w:r>
+        <w:t xml:space="preserve">Light source and the detector have default placement locations: Light source near the left side of the table in the middle and detector is near the right side of the table in the middle. The distances are measured from the beginning of the CR originating at the light source and terminates at the detector. The initial distance between them is 2 meters. Moving the light source drags everything with it due to snapping. The </w:t>
+      </w:r>
+      <w:r>
+        <w:t>light source</w:t>
+      </w:r>
+      <w:r>
+        <w:t xml:space="preserve"> must have a </w:t>
+      </w:r>
+      <w:r>
+        <w:t xml:space="preserve">position </w:t>
+      </w:r>
+      <w:r>
+        <w:t xml:space="preserve">reset (via </w:t>
+      </w:r>
+      <w:r>
+        <w:t xml:space="preserve">its </w:t>
+      </w:r>
+      <w:r>
+        <w:t>menu)</w:t>
+      </w:r>
+      <w:r>
+        <w:t>. The rest will just re</w:t>
+      </w:r>
+      <w:r>
+        <w:t>-</w:t>
+      </w:r>
+      <w:r>
+        <w:t>snap.</w:t>
+      </w:r>
+    </w:p>
+    <w:p/>
+    <w:p>
+      <w:r>
+        <w:t>Changing the tracked ray (e.g. from T to R) or removing the ray when both are used makes the elements on the way of removed ray orphaned. This is the only way to have orphaned elements. If the ray is restored, then they re-snap (if the ray passes within some configured distance from PP). Otherwise</w:t>
+      </w:r>
+      <w:r>
+        <w:t>,</w:t>
+      </w:r>
+      <w:r>
+        <w:t xml:space="preserve"> the </w:t>
+      </w:r>
+      <w:r>
+        <w:t>elements stay orphaned.</w:t>
+      </w:r>
+    </w:p>
+    <w:p/>
+    <w:p>
+      <w:r>
+        <w:t xml:space="preserve">When an </w:t>
+      </w:r>
+      <w:r>
+        <w:t xml:space="preserve">element is placed on a ray that is not horizontal </w:t>
+      </w:r>
+      <w:r>
+        <w:t xml:space="preserve">then R2 is always measured from the ray direction. </w:t>
+      </w:r>
+      <w:r>
+        <w:t xml:space="preserve">That means that if an element is on a horizontal ray with some R2 and </w:t>
+      </w:r>
+      <w:r>
+        <w:lastRenderedPageBreak/>
+        <w:t xml:space="preserve">then is placed on a non-horizontal ray with some r2, then in table system of coordinates the element has (r2 + R2) angle of rotation. </w:t>
+      </w:r>
+    </w:p>
+    <w:p/>
+    <w:p>
+      <w:r>
+        <w:t>SHIFT</w:t>
+      </w:r>
+      <w:r>
+        <w:t xml:space="preserve"> + LEFT-PRESS + DRAG</w:t>
+      </w:r>
+      <w:r>
+        <w:t xml:space="preserve"> – only drags the element within the boundaries of two elements that are on both sides of the current element.</w:t>
+      </w:r>
+      <w:r>
+        <w:t xml:space="preserve"> </w:t>
+      </w:r>
+      <w:r>
+        <w:t>Once the element is dropped the table is redrawn as the rays may change</w:t>
+      </w:r>
+      <w:r>
+        <w:t>.</w:t>
+      </w:r>
+      <w:r>
+        <w:t xml:space="preserve"> Shift left / right do the same.</w:t>
+      </w:r>
+    </w:p>
+    <w:p>
+      <w:r>
+        <w:t>CTL + LEFT-PRESS + DRAG element allows dragging the elements between different rays.</w:t>
+      </w:r>
+      <w:r>
+        <w:t xml:space="preserve"> Once the element is dropped the table is redrawn as the rays may change.</w:t>
+      </w:r>
+    </w:p>
+    <w:p/>
+    <w:p>
+      <w:r>
+        <w:t>Editing</w:t>
+      </w:r>
+      <w:r>
+        <w:t>:</w:t>
+      </w:r>
+      <w:r>
+        <w:t xml:space="preserve"> drag elements from the ribbon to the table. The elements snap to the middle of the closest CR path when </w:t>
+      </w:r>
+      <w:r>
+        <w:t>the element is dropped (mouse released).</w:t>
+      </w:r>
+    </w:p>
+    <w:p/>
+    <w:p>
+      <w:r>
+        <w:t>Element group refinement</w:t>
+      </w:r>
+      <w:r>
+        <w:t>. The purpose of the element group is to simplify the process making similar experiments out of the same setup. For example, we want to swap LP and CP without getting into a complicated process of adding LP, specifying its fine details, and then removing it by placing a CP and specifying its details and then back. The elements in the group may go either into same way (only one is allowed) OR zero, one, or more could be placed at the same time. So a group allows describing all elements in it and that easy swapping</w:t>
+      </w:r>
+      <w:r>
+        <w:t xml:space="preserve"> without losing the information about the element, which would be the case with simple delete / add.</w:t>
+      </w:r>
+    </w:p>
+    <w:p/>
+    <w:p/>
+    <w:p>
+      <w:r>
+        <w:t>Experiment part</w:t>
       </w:r>
     </w:p>
     <w:p>

--- a/specs/000-comments.docx
+++ b/specs/000-comments.docx
@@ -928,6 +928,54 @@
       </w:r>
     </w:p>
     <w:p/>
+    <w:p>
+      <w:r>
+        <w:t>Update the feature list.</w:t>
+      </w:r>
+    </w:p>
+    <w:p/>
+    <w:p>
+      <w:r>
+        <w:br w:type="page"/>
+      </w:r>
+    </w:p>
+    <w:p>
+      <w:r>
+        <w:lastRenderedPageBreak/>
+        <w:t>Here are the comments:</w:t>
+      </w:r>
+    </w:p>
+    <w:p>
+      <w:r>
+        <w:t>CRITICAL</w:t>
+      </w:r>
+    </w:p>
+    <w:p>
+      <w:r>
+        <w:t>Clear up the documents from all discussions / how we got to decisions. Make it authoritative source of information. When mouse and keyboard provide the same functionality, then combine the controls together to make it clear.</w:t>
+      </w:r>
+    </w:p>
+    <w:p>
+      <w:r>
+        <w:t>Make it explicit that the drawer gets the element kind AND the element value id (currently will be modeled as None in F#). That will allow customizing the look later without rewiring a lot of things.</w:t>
+      </w:r>
+    </w:p>
+    <w:p>
+      <w:r>
+        <w:t>Review the structure to ensure that the document consistent.</w:t>
+      </w:r>
+    </w:p>
+    <w:p/>
+    <w:p>
+      <w:r>
+        <w:t>SMALL COMMENT</w:t>
+      </w:r>
+    </w:p>
+    <w:p>
+      <w:r>
+        <w:t>PP is the center of the rectangular bounding box.</w:t>
+      </w:r>
+    </w:p>
     <w:p/>
     <w:p>
       <w:r>

--- a/specs/000-comments.docx
+++ b/specs/000-comments.docx
@@ -93,7 +93,15 @@
         <w:t>Units of measure</w:t>
       </w:r>
       <w:r>
-        <w:t xml:space="preserve"> – m, cm, mm, mkm, nm, A, and in in case somebody wants them. </w:t>
+        <w:t xml:space="preserve"> – m, cm, mm, </w:t>
+      </w:r>
+      <w:proofErr w:type="spellStart"/>
+      <w:r>
+        <w:t>mkm</w:t>
+      </w:r>
+      <w:proofErr w:type="spellEnd"/>
+      <w:r>
+        <w:t xml:space="preserve">, nm, A, and in in case somebody wants them. </w:t>
       </w:r>
       <w:r>
         <w:t xml:space="preserve">A lot </w:t>
@@ -649,7 +657,15 @@
         <w:t xml:space="preserve"> The drawer is a function, which given the placement point and 3 rotations will draw the element. Let’s start from all elements being cylinders and one standard drawer that will draw all the elements as cylinder frame and very light gray transparent inside so that we can see the rays. The light source should have darker color, and the detector must be almost black but the frame must be still visible.</w:t>
       </w:r>
       <w:r>
-        <w:t xml:space="preserve"> The drawer must support an option to show / hide bounding box. This is convenient to visualize the rotations.</w:t>
+        <w:t xml:space="preserve"> The drawer must support </w:t>
+      </w:r>
+      <w:proofErr w:type="spellStart"/>
+      <w:r>
+        <w:t>an</w:t>
+      </w:r>
+      <w:proofErr w:type="spellEnd"/>
+      <w:r>
+        <w:t xml:space="preserve"> option to show / hide bounding box. This is convenient to visualize the rotations.</w:t>
       </w:r>
       <w:r>
         <w:t xml:space="preserve"> The choice of R1, R2, R3 is dictated by the construction of optical fittings. As a result, if R3 is non</w:t>
@@ -976,6 +992,19 @@
         <w:t>PP is the center of the rectangular bounding box.</w:t>
       </w:r>
     </w:p>
+    <w:p/>
+    <w:p>
+      <w:r>
+        <w:br w:type="page"/>
+      </w:r>
+    </w:p>
+    <w:p/>
+    <w:p>
+      <w:r>
+        <w:t>Write the spec based on the feature list.</w:t>
+      </w:r>
+    </w:p>
+    <w:p/>
     <w:p/>
     <w:p>
       <w:r>
